--- a/Knitted_Markdowns/Tetranychus_turkestani.docx
+++ b/Knitted_Markdowns/Tetranychus_turkestani.docx
@@ -800,7 +800,7 @@
               <a:graphicData uri="http://schemas.openxmlformats.org/drawingml/2006/picture">
                 <pic:pic>
                   <pic:nvPicPr>
-                    <pic:cNvPr descr="C:\Users\svwunnik\ONEDRI~1\UGent-PC\Svwunnik\Desktop\DOKTER~1\DEPAPE~1\4_ANNA~1\DISPNE~1\TETRAN~3\KNITTE~1\TETRAN~1/figure-docx/fitnessnormal-1.png" id="29" name="Picture"/>
+                    <pic:cNvPr descr="C:\Users\svwunnik\OneDrive%20-%20UGent\UGent-PC\Svwunnik\Desktop\Dokter%20Siebe\De%20papers%20van%20ikke\4_Anna_Gaelle_paper\DispNet-Temperature-Dependent-Dispersal\Knitted_Markdowns\Tetranychus_turkestani_files/figure-docx/fitnessnormal-1.png" id="29" name="Picture"/>
                     <pic:cNvPicPr>
                       <a:picLocks noChangeArrowheads="1" noChangeAspect="1"/>
                     </pic:cNvPicPr>
@@ -855,7 +855,7 @@
               <a:graphicData uri="http://schemas.openxmlformats.org/drawingml/2006/picture">
                 <pic:pic>
                   <pic:nvPicPr>
-                    <pic:cNvPr descr="C:\Users\svwunnik\ONEDRI~1\UGent-PC\Svwunnik\Desktop\DOKTER~1\DEPAPE~1\4_ANNA~1\DISPNE~1\TETRAN~3\KNITTE~1\TETRAN~1/figure-docx/fitnessplotnormal-1.png" id="32" name="Picture"/>
+                    <pic:cNvPr descr="C:\Users\svwunnik\OneDrive%20-%20UGent\UGent-PC\Svwunnik\Desktop\Dokter%20Siebe\De%20papers%20van%20ikke\4_Anna_Gaelle_paper\DispNet-Temperature-Dependent-Dispersal\Knitted_Markdowns\Tetranychus_turkestani_files/figure-docx/fitnessplotnormal-1.png" id="32" name="Picture"/>
                     <pic:cNvPicPr>
                       <a:picLocks noChangeArrowheads="1" noChangeAspect="1"/>
                     </pic:cNvPicPr>
@@ -1111,7 +1111,7 @@
               <a:graphicData uri="http://schemas.openxmlformats.org/drawingml/2006/picture">
                 <pic:pic>
                   <pic:nvPicPr>
-                    <pic:cNvPr descr="C:\Users\svwunnik\ONEDRI~1\UGent-PC\Svwunnik\Desktop\DOKTER~1\DEPAPE~1\4_ANNA~1\DISPNE~1\TETRAN~3\KNITTE~1\TETRAN~1/figure-docx/dispersalplot-1.png" id="38" name="Picture"/>
+                    <pic:cNvPr descr="C:\Users\svwunnik\OneDrive%20-%20UGent\UGent-PC\Svwunnik\Desktop\Dokter%20Siebe\De%20papers%20van%20ikke\4_Anna_Gaelle_paper\DispNet-Temperature-Dependent-Dispersal\Knitted_Markdowns\Tetranychus_turkestani_files/figure-docx/dispersalplot-1.png" id="38" name="Picture"/>
                     <pic:cNvPicPr>
                       <a:picLocks noChangeArrowheads="1" noChangeAspect="1"/>
                     </pic:cNvPicPr>
@@ -1352,7 +1352,7 @@
               <a:graphicData uri="http://schemas.openxmlformats.org/drawingml/2006/picture">
                 <pic:pic>
                   <pic:nvPicPr>
-                    <pic:cNvPr descr="C:\Users\svwunnik\ONEDRI~1\UGent-PC\Svwunnik\Desktop\DOKTER~1\DEPAPE~1\4_ANNA~1\DISPNE~1\TETRAN~3\KNITTE~1\TETRAN~1/figure-docx/modeldiagnosticsfitness_zero-1.png" id="44" name="Picture"/>
+                    <pic:cNvPr descr="C:\Users\svwunnik\OneDrive%20-%20UGent\UGent-PC\Svwunnik\Desktop\Dokter%20Siebe\De%20papers%20van%20ikke\4_Anna_Gaelle_paper\DispNet-Temperature-Dependent-Dispersal\Knitted_Markdowns\Tetranychus_turkestani_files/figure-docx/modeldiagnosticsfitness_zero-1.png" id="44" name="Picture"/>
                     <pic:cNvPicPr>
                       <a:picLocks noChangeArrowheads="1" noChangeAspect="1"/>
                     </pic:cNvPicPr>
@@ -1409,7 +1409,7 @@
               <a:graphicData uri="http://schemas.openxmlformats.org/drawingml/2006/picture">
                 <pic:pic>
                   <pic:nvPicPr>
-                    <pic:cNvPr descr="C:\Users\svwunnik\ONEDRI~1\UGent-PC\Svwunnik\Desktop\DOKTER~1\DEPAPE~1\4_ANNA~1\DISPNE~1\TETRAN~3\KNITTE~1\TETRAN~1/figure-docx/modeldiagnosticsdispersal_zero-1.png" id="48" name="Picture"/>
+                    <pic:cNvPr descr="C:\Users\svwunnik\OneDrive%20-%20UGent\UGent-PC\Svwunnik\Desktop\Dokter%20Siebe\De%20papers%20van%20ikke\4_Anna_Gaelle_paper\DispNet-Temperature-Dependent-Dispersal\Knitted_Markdowns\Tetranychus_turkestani_files/figure-docx/modeldiagnosticsdispersal_zero-1.png" id="48" name="Picture"/>
                     <pic:cNvPicPr>
                       <a:picLocks noChangeArrowheads="1" noChangeAspect="1"/>
                     </pic:cNvPicPr>
